--- a/tillsyn/A 12277-2021 tillsynsbegäran.docx
+++ b/tillsyn/A 12277-2021 tillsynsbegäran.docx
@@ -891,7 +891,7 @@
     <w:r>
       <w:tab/>
       <w:tab/>
-      <w:t>2025-10-23</w:t>
+      <w:t>2025-10-24</w:t>
       <w:br/>
       <w:br/>
     </w:r>

--- a/tillsyn/A 12277-2021 tillsynsbegäran.docx
+++ b/tillsyn/A 12277-2021 tillsynsbegäran.docx
@@ -891,7 +891,7 @@
     <w:r>
       <w:tab/>
       <w:tab/>
-      <w:t>2025-10-24</w:t>
+      <w:t>2025-10-25</w:t>
       <w:br/>
       <w:br/>
     </w:r>

--- a/tillsyn/A 12277-2021 tillsynsbegäran.docx
+++ b/tillsyn/A 12277-2021 tillsynsbegäran.docx
@@ -891,7 +891,7 @@
     <w:r>
       <w:tab/>
       <w:tab/>
-      <w:t>2025-10-25</w:t>
+      <w:t>2025-10-26</w:t>
       <w:br/>
       <w:br/>
     </w:r>

--- a/tillsyn/A 12277-2021 tillsynsbegäran.docx
+++ b/tillsyn/A 12277-2021 tillsynsbegäran.docx
@@ -891,7 +891,7 @@
     <w:r>
       <w:tab/>
       <w:tab/>
-      <w:t>2025-10-26</w:t>
+      <w:t>2025-10-27</w:t>
       <w:br/>
       <w:br/>
     </w:r>

--- a/tillsyn/A 12277-2021 tillsynsbegäran.docx
+++ b/tillsyn/A 12277-2021 tillsynsbegäran.docx
@@ -891,7 +891,7 @@
     <w:r>
       <w:tab/>
       <w:tab/>
-      <w:t>2025-10-27</w:t>
+      <w:t>2025-10-28</w:t>
       <w:br/>
       <w:br/>
     </w:r>

--- a/tillsyn/A 12277-2021 tillsynsbegäran.docx
+++ b/tillsyn/A 12277-2021 tillsynsbegäran.docx
@@ -891,7 +891,7 @@
     <w:r>
       <w:tab/>
       <w:tab/>
-      <w:t>2025-10-28</w:t>
+      <w:t>2025-10-29</w:t>
       <w:br/>
       <w:br/>
     </w:r>

--- a/tillsyn/A 12277-2021 tillsynsbegäran.docx
+++ b/tillsyn/A 12277-2021 tillsynsbegäran.docx
@@ -891,7 +891,7 @@
     <w:r>
       <w:tab/>
       <w:tab/>
-      <w:t>2025-10-29</w:t>
+      <w:t>2025-10-30</w:t>
       <w:br/>
       <w:br/>
     </w:r>

--- a/tillsyn/A 12277-2021 tillsynsbegäran.docx
+++ b/tillsyn/A 12277-2021 tillsynsbegäran.docx
@@ -891,7 +891,7 @@
     <w:r>
       <w:tab/>
       <w:tab/>
-      <w:t>2025-10-30</w:t>
+      <w:t>2025-10-31</w:t>
       <w:br/>
       <w:br/>
     </w:r>

--- a/tillsyn/A 12277-2021 tillsynsbegäran.docx
+++ b/tillsyn/A 12277-2021 tillsynsbegäran.docx
@@ -891,7 +891,7 @@
     <w:r>
       <w:tab/>
       <w:tab/>
-      <w:t>2025-10-31</w:t>
+      <w:t>2025-11-01</w:t>
       <w:br/>
       <w:br/>
     </w:r>

--- a/tillsyn/A 12277-2021 tillsynsbegäran.docx
+++ b/tillsyn/A 12277-2021 tillsynsbegäran.docx
@@ -891,7 +891,7 @@
     <w:r>
       <w:tab/>
       <w:tab/>
-      <w:t>2025-11-01</w:t>
+      <w:t>2025-11-02</w:t>
       <w:br/>
       <w:br/>
     </w:r>

--- a/tillsyn/A 12277-2021 tillsynsbegäran.docx
+++ b/tillsyn/A 12277-2021 tillsynsbegäran.docx
@@ -891,7 +891,7 @@
     <w:r>
       <w:tab/>
       <w:tab/>
-      <w:t>2025-11-02</w:t>
+      <w:t>2025-11-03</w:t>
       <w:br/>
       <w:br/>
     </w:r>

--- a/tillsyn/A 12277-2021 tillsynsbegäran.docx
+++ b/tillsyn/A 12277-2021 tillsynsbegäran.docx
@@ -891,7 +891,7 @@
     <w:r>
       <w:tab/>
       <w:tab/>
-      <w:t>2025-11-03</w:t>
+      <w:t>2025-11-04</w:t>
       <w:br/>
       <w:br/>
     </w:r>

--- a/tillsyn/A 12277-2021 tillsynsbegäran.docx
+++ b/tillsyn/A 12277-2021 tillsynsbegäran.docx
@@ -891,7 +891,7 @@
     <w:r>
       <w:tab/>
       <w:tab/>
-      <w:t>2025-11-04</w:t>
+      <w:t>2025-11-05</w:t>
       <w:br/>
       <w:br/>
     </w:r>

--- a/tillsyn/A 12277-2021 tillsynsbegäran.docx
+++ b/tillsyn/A 12277-2021 tillsynsbegäran.docx
@@ -891,7 +891,7 @@
     <w:r>
       <w:tab/>
       <w:tab/>
-      <w:t>2025-11-05</w:t>
+      <w:t>2025-11-06</w:t>
       <w:br/>
       <w:br/>
     </w:r>

--- a/tillsyn/A 12277-2021 tillsynsbegäran.docx
+++ b/tillsyn/A 12277-2021 tillsynsbegäran.docx
@@ -891,7 +891,7 @@
     <w:r>
       <w:tab/>
       <w:tab/>
-      <w:t>2025-11-06</w:t>
+      <w:t>2025-11-07</w:t>
       <w:br/>
       <w:br/>
     </w:r>

--- a/tillsyn/A 12277-2021 tillsynsbegäran.docx
+++ b/tillsyn/A 12277-2021 tillsynsbegäran.docx
@@ -891,7 +891,7 @@
     <w:r>
       <w:tab/>
       <w:tab/>
-      <w:t>2025-11-07</w:t>
+      <w:t>2025-11-08</w:t>
       <w:br/>
       <w:br/>
     </w:r>

--- a/tillsyn/A 12277-2021 tillsynsbegäran.docx
+++ b/tillsyn/A 12277-2021 tillsynsbegäran.docx
@@ -891,7 +891,7 @@
     <w:r>
       <w:tab/>
       <w:tab/>
-      <w:t>2025-11-08</w:t>
+      <w:t>2025-11-09</w:t>
       <w:br/>
       <w:br/>
     </w:r>

--- a/tillsyn/A 12277-2021 tillsynsbegäran.docx
+++ b/tillsyn/A 12277-2021 tillsynsbegäran.docx
@@ -891,7 +891,7 @@
     <w:r>
       <w:tab/>
       <w:tab/>
-      <w:t>2025-11-09</w:t>
+      <w:t>2025-11-10</w:t>
       <w:br/>
       <w:br/>
     </w:r>

--- a/tillsyn/A 12277-2021 tillsynsbegäran.docx
+++ b/tillsyn/A 12277-2021 tillsynsbegäran.docx
@@ -891,7 +891,7 @@
     <w:r>
       <w:tab/>
       <w:tab/>
-      <w:t>2025-11-10</w:t>
+      <w:t>2025-11-11</w:t>
       <w:br/>
       <w:br/>
     </w:r>

--- a/tillsyn/A 12277-2021 tillsynsbegäran.docx
+++ b/tillsyn/A 12277-2021 tillsynsbegäran.docx
@@ -891,7 +891,7 @@
     <w:r>
       <w:tab/>
       <w:tab/>
-      <w:t>2025-11-11</w:t>
+      <w:t>2025-11-12</w:t>
       <w:br/>
       <w:br/>
     </w:r>

--- a/tillsyn/A 12277-2021 tillsynsbegäran.docx
+++ b/tillsyn/A 12277-2021 tillsynsbegäran.docx
@@ -891,7 +891,7 @@
     <w:r>
       <w:tab/>
       <w:tab/>
-      <w:t>2025-11-12</w:t>
+      <w:t>2025-11-13</w:t>
       <w:br/>
       <w:br/>
     </w:r>

--- a/tillsyn/A 12277-2021 tillsynsbegäran.docx
+++ b/tillsyn/A 12277-2021 tillsynsbegäran.docx
@@ -891,7 +891,7 @@
     <w:r>
       <w:tab/>
       <w:tab/>
-      <w:t>2025-11-13</w:t>
+      <w:t>2025-11-14</w:t>
       <w:br/>
       <w:br/>
     </w:r>

--- a/tillsyn/A 12277-2021 tillsynsbegäran.docx
+++ b/tillsyn/A 12277-2021 tillsynsbegäran.docx
@@ -891,7 +891,7 @@
     <w:r>
       <w:tab/>
       <w:tab/>
-      <w:t>2025-11-14</w:t>
+      <w:t>2025-11-15</w:t>
       <w:br/>
       <w:br/>
     </w:r>

--- a/tillsyn/A 12277-2021 tillsynsbegäran.docx
+++ b/tillsyn/A 12277-2021 tillsynsbegäran.docx
@@ -891,7 +891,7 @@
     <w:r>
       <w:tab/>
       <w:tab/>
-      <w:t>2025-11-15</w:t>
+      <w:t>2025-11-20</w:t>
       <w:br/>
       <w:br/>
     </w:r>

--- a/tillsyn/A 12277-2021 tillsynsbegäran.docx
+++ b/tillsyn/A 12277-2021 tillsynsbegäran.docx
@@ -891,7 +891,7 @@
     <w:r>
       <w:tab/>
       <w:tab/>
-      <w:t>2025-11-20</w:t>
+      <w:t>2025-11-21</w:t>
       <w:br/>
       <w:br/>
     </w:r>

--- a/tillsyn/A 12277-2021 tillsynsbegäran.docx
+++ b/tillsyn/A 12277-2021 tillsynsbegäran.docx
@@ -891,7 +891,7 @@
     <w:r>
       <w:tab/>
       <w:tab/>
-      <w:t>2025-11-21</w:t>
+      <w:t>2025-11-22</w:t>
       <w:br/>
       <w:br/>
     </w:r>

--- a/tillsyn/A 12277-2021 tillsynsbegäran.docx
+++ b/tillsyn/A 12277-2021 tillsynsbegäran.docx
@@ -891,7 +891,7 @@
     <w:r>
       <w:tab/>
       <w:tab/>
-      <w:t>2025-11-22</w:t>
+      <w:t>2025-11-23</w:t>
       <w:br/>
       <w:br/>
     </w:r>

--- a/tillsyn/A 12277-2021 tillsynsbegäran.docx
+++ b/tillsyn/A 12277-2021 tillsynsbegäran.docx
@@ -891,7 +891,7 @@
     <w:r>
       <w:tab/>
       <w:tab/>
-      <w:t>2025-11-23</w:t>
+      <w:t>2025-11-24</w:t>
       <w:br/>
       <w:br/>
     </w:r>

--- a/tillsyn/A 12277-2021 tillsynsbegäran.docx
+++ b/tillsyn/A 12277-2021 tillsynsbegäran.docx
@@ -891,7 +891,7 @@
     <w:r>
       <w:tab/>
       <w:tab/>
-      <w:t>2025-11-24</w:t>
+      <w:t>2025-11-25</w:t>
       <w:br/>
       <w:br/>
     </w:r>

--- a/tillsyn/A 12277-2021 tillsynsbegäran.docx
+++ b/tillsyn/A 12277-2021 tillsynsbegäran.docx
@@ -891,7 +891,7 @@
     <w:r>
       <w:tab/>
       <w:tab/>
-      <w:t>2025-11-25</w:t>
+      <w:t>2025-11-26</w:t>
       <w:br/>
       <w:br/>
     </w:r>

--- a/tillsyn/A 12277-2021 tillsynsbegäran.docx
+++ b/tillsyn/A 12277-2021 tillsynsbegäran.docx
@@ -891,7 +891,7 @@
     <w:r>
       <w:tab/>
       <w:tab/>
-      <w:t>2025-11-26</w:t>
+      <w:t>2025-11-27</w:t>
       <w:br/>
       <w:br/>
     </w:r>

--- a/tillsyn/A 12277-2021 tillsynsbegäran.docx
+++ b/tillsyn/A 12277-2021 tillsynsbegäran.docx
@@ -891,7 +891,7 @@
     <w:r>
       <w:tab/>
       <w:tab/>
-      <w:t>2025-11-27</w:t>
+      <w:t>2025-11-28</w:t>
       <w:br/>
       <w:br/>
     </w:r>

--- a/tillsyn/A 12277-2021 tillsynsbegäran.docx
+++ b/tillsyn/A 12277-2021 tillsynsbegäran.docx
@@ -891,7 +891,7 @@
     <w:r>
       <w:tab/>
       <w:tab/>
-      <w:t>2025-11-28</w:t>
+      <w:t>2025-11-29</w:t>
       <w:br/>
       <w:br/>
     </w:r>

--- a/tillsyn/A 12277-2021 tillsynsbegäran.docx
+++ b/tillsyn/A 12277-2021 tillsynsbegäran.docx
@@ -891,7 +891,7 @@
     <w:r>
       <w:tab/>
       <w:tab/>
-      <w:t>2025-11-29</w:t>
+      <w:t>2025-11-30</w:t>
       <w:br/>
       <w:br/>
     </w:r>

--- a/tillsyn/A 12277-2021 tillsynsbegäran.docx
+++ b/tillsyn/A 12277-2021 tillsynsbegäran.docx
@@ -891,7 +891,7 @@
     <w:r>
       <w:tab/>
       <w:tab/>
-      <w:t>2025-11-30</w:t>
+      <w:t>2025-12-01</w:t>
       <w:br/>
       <w:br/>
     </w:r>

--- a/tillsyn/A 12277-2021 tillsynsbegäran.docx
+++ b/tillsyn/A 12277-2021 tillsynsbegäran.docx
@@ -891,7 +891,7 @@
     <w:r>
       <w:tab/>
       <w:tab/>
-      <w:t>2025-12-01</w:t>
+      <w:t>2025-12-02</w:t>
       <w:br/>
       <w:br/>
     </w:r>

--- a/tillsyn/A 12277-2021 tillsynsbegäran.docx
+++ b/tillsyn/A 12277-2021 tillsynsbegäran.docx
@@ -891,7 +891,7 @@
     <w:r>
       <w:tab/>
       <w:tab/>
-      <w:t>2025-12-02</w:t>
+      <w:t>2025-12-03</w:t>
       <w:br/>
       <w:br/>
     </w:r>

--- a/tillsyn/A 12277-2021 tillsynsbegäran.docx
+++ b/tillsyn/A 12277-2021 tillsynsbegäran.docx
@@ -891,7 +891,7 @@
     <w:r>
       <w:tab/>
       <w:tab/>
-      <w:t>2025-12-03</w:t>
+      <w:t>2025-12-04</w:t>
       <w:br/>
       <w:br/>
     </w:r>

--- a/tillsyn/A 12277-2021 tillsynsbegäran.docx
+++ b/tillsyn/A 12277-2021 tillsynsbegäran.docx
@@ -891,7 +891,7 @@
     <w:r>
       <w:tab/>
       <w:tab/>
-      <w:t>2025-12-04</w:t>
+      <w:t>2025-12-05</w:t>
       <w:br/>
       <w:br/>
     </w:r>

--- a/tillsyn/A 12277-2021 tillsynsbegäran.docx
+++ b/tillsyn/A 12277-2021 tillsynsbegäran.docx
@@ -891,7 +891,7 @@
     <w:r>
       <w:tab/>
       <w:tab/>
-      <w:t>2025-12-05</w:t>
+      <w:t>2025-12-06</w:t>
       <w:br/>
       <w:br/>
     </w:r>

--- a/tillsyn/A 12277-2021 tillsynsbegäran.docx
+++ b/tillsyn/A 12277-2021 tillsynsbegäran.docx
@@ -891,7 +891,7 @@
     <w:r>
       <w:tab/>
       <w:tab/>
-      <w:t>2025-12-06</w:t>
+      <w:t>2025-12-07</w:t>
       <w:br/>
       <w:br/>
     </w:r>

--- a/tillsyn/A 12277-2021 tillsynsbegäran.docx
+++ b/tillsyn/A 12277-2021 tillsynsbegäran.docx
@@ -891,7 +891,7 @@
     <w:r>
       <w:tab/>
       <w:tab/>
-      <w:t>2025-12-07</w:t>
+      <w:t>2025-12-08</w:t>
       <w:br/>
       <w:br/>
     </w:r>

--- a/tillsyn/A 12277-2021 tillsynsbegäran.docx
+++ b/tillsyn/A 12277-2021 tillsynsbegäran.docx
@@ -891,7 +891,7 @@
     <w:r>
       <w:tab/>
       <w:tab/>
-      <w:t>2025-12-08</w:t>
+      <w:t>2025-12-09</w:t>
       <w:br/>
       <w:br/>
     </w:r>

--- a/tillsyn/A 12277-2021 tillsynsbegäran.docx
+++ b/tillsyn/A 12277-2021 tillsynsbegäran.docx
@@ -891,7 +891,7 @@
     <w:r>
       <w:tab/>
       <w:tab/>
-      <w:t>2025-12-09</w:t>
+      <w:t>2025-12-10</w:t>
       <w:br/>
       <w:br/>
     </w:r>

--- a/tillsyn/A 12277-2021 tillsynsbegäran.docx
+++ b/tillsyn/A 12277-2021 tillsynsbegäran.docx
@@ -891,7 +891,7 @@
     <w:r>
       <w:tab/>
       <w:tab/>
-      <w:t>2025-12-10</w:t>
+      <w:t>2025-12-11</w:t>
       <w:br/>
       <w:br/>
     </w:r>

--- a/tillsyn/A 12277-2021 tillsynsbegäran.docx
+++ b/tillsyn/A 12277-2021 tillsynsbegäran.docx
@@ -891,7 +891,7 @@
     <w:r>
       <w:tab/>
       <w:tab/>
-      <w:t>2025-12-11</w:t>
+      <w:t>2025-12-12</w:t>
       <w:br/>
       <w:br/>
     </w:r>

--- a/tillsyn/A 12277-2021 tillsynsbegäran.docx
+++ b/tillsyn/A 12277-2021 tillsynsbegäran.docx
@@ -891,7 +891,7 @@
     <w:r>
       <w:tab/>
       <w:tab/>
-      <w:t>2025-12-12</w:t>
+      <w:t>2025-12-13</w:t>
       <w:br/>
       <w:br/>
     </w:r>

--- a/tillsyn/A 12277-2021 tillsynsbegäran.docx
+++ b/tillsyn/A 12277-2021 tillsynsbegäran.docx
@@ -891,7 +891,7 @@
     <w:r>
       <w:tab/>
       <w:tab/>
-      <w:t>2025-12-19</w:t>
+      <w:t>2025-12-20</w:t>
       <w:br/>
       <w:br/>
     </w:r>

--- a/tillsyn/A 12277-2021 tillsynsbegäran.docx
+++ b/tillsyn/A 12277-2021 tillsynsbegäran.docx
@@ -891,7 +891,7 @@
     <w:r>
       <w:tab/>
       <w:tab/>
-      <w:t>2025-12-20</w:t>
+      <w:t>2025-12-21</w:t>
       <w:br/>
       <w:br/>
     </w:r>

--- a/tillsyn/A 12277-2021 tillsynsbegäran.docx
+++ b/tillsyn/A 12277-2021 tillsynsbegäran.docx
@@ -891,7 +891,7 @@
     <w:r>
       <w:tab/>
       <w:tab/>
-      <w:t>2025-12-21</w:t>
+      <w:t>2025-12-22</w:t>
       <w:br/>
       <w:br/>
     </w:r>

--- a/tillsyn/A 12277-2021 tillsynsbegäran.docx
+++ b/tillsyn/A 12277-2021 tillsynsbegäran.docx
@@ -891,7 +891,7 @@
     <w:r>
       <w:tab/>
       <w:tab/>
-      <w:t>2025-12-22</w:t>
+      <w:t>2025-12-26</w:t>
       <w:br/>
       <w:br/>
     </w:r>

--- a/tillsyn/A 12277-2021 tillsynsbegäran.docx
+++ b/tillsyn/A 12277-2021 tillsynsbegäran.docx
@@ -891,7 +891,7 @@
     <w:r>
       <w:tab/>
       <w:tab/>
-      <w:t>2025-12-26</w:t>
+      <w:t>2025-12-28</w:t>
       <w:br/>
       <w:br/>
     </w:r>

--- a/tillsyn/A 12277-2021 tillsynsbegäran.docx
+++ b/tillsyn/A 12277-2021 tillsynsbegäran.docx
@@ -891,7 +891,7 @@
     <w:r>
       <w:tab/>
       <w:tab/>
-      <w:t>2025-12-28</w:t>
+      <w:t>2025-12-29</w:t>
       <w:br/>
       <w:br/>
     </w:r>

--- a/tillsyn/A 12277-2021 tillsynsbegäran.docx
+++ b/tillsyn/A 12277-2021 tillsynsbegäran.docx
@@ -891,7 +891,7 @@
     <w:r>
       <w:tab/>
       <w:tab/>
-      <w:t>2025-12-29</w:t>
+      <w:t>2025-12-30</w:t>
       <w:br/>
       <w:br/>
     </w:r>

--- a/tillsyn/A 12277-2021 tillsynsbegäran.docx
+++ b/tillsyn/A 12277-2021 tillsynsbegäran.docx
@@ -891,7 +891,7 @@
     <w:r>
       <w:tab/>
       <w:tab/>
-      <w:t>2025-12-30</w:t>
+      <w:t>2025-12-31</w:t>
       <w:br/>
       <w:br/>
     </w:r>

--- a/tillsyn/A 12277-2021 tillsynsbegäran.docx
+++ b/tillsyn/A 12277-2021 tillsynsbegäran.docx
@@ -891,7 +891,7 @@
     <w:r>
       <w:tab/>
       <w:tab/>
-      <w:t>2025-12-31</w:t>
+      <w:t>2026-01-03</w:t>
       <w:br/>
       <w:br/>
     </w:r>

--- a/tillsyn/A 12277-2021 tillsynsbegäran.docx
+++ b/tillsyn/A 12277-2021 tillsynsbegäran.docx
@@ -891,7 +891,7 @@
     <w:r>
       <w:tab/>
       <w:tab/>
-      <w:t>2026-01-07</w:t>
+      <w:t>2026-01-08</w:t>
       <w:br/>
       <w:br/>
     </w:r>

--- a/tillsyn/A 12277-2021 tillsynsbegäran.docx
+++ b/tillsyn/A 12277-2021 tillsynsbegäran.docx
@@ -891,7 +891,7 @@
     <w:r>
       <w:tab/>
       <w:tab/>
-      <w:t>2026-01-08</w:t>
+      <w:t>2026-01-09</w:t>
       <w:br/>
       <w:br/>
     </w:r>

--- a/tillsyn/A 12277-2021 tillsynsbegäran.docx
+++ b/tillsyn/A 12277-2021 tillsynsbegäran.docx
@@ -891,7 +891,7 @@
     <w:r>
       <w:tab/>
       <w:tab/>
-      <w:t>2026-01-09</w:t>
+      <w:t>2026-01-10</w:t>
       <w:br/>
       <w:br/>
     </w:r>

--- a/tillsyn/A 12277-2021 tillsynsbegäran.docx
+++ b/tillsyn/A 12277-2021 tillsynsbegäran.docx
@@ -891,7 +891,7 @@
     <w:r>
       <w:tab/>
       <w:tab/>
-      <w:t>2026-01-10</w:t>
+      <w:t>2026-01-11</w:t>
       <w:br/>
       <w:br/>
     </w:r>

--- a/tillsyn/A 12277-2021 tillsynsbegäran.docx
+++ b/tillsyn/A 12277-2021 tillsynsbegäran.docx
@@ -891,7 +891,7 @@
     <w:r>
       <w:tab/>
       <w:tab/>
-      <w:t>2026-01-11</w:t>
+      <w:t>2026-01-12</w:t>
       <w:br/>
       <w:br/>
     </w:r>

--- a/tillsyn/A 12277-2021 tillsynsbegäran.docx
+++ b/tillsyn/A 12277-2021 tillsynsbegäran.docx
@@ -891,7 +891,7 @@
     <w:r>
       <w:tab/>
       <w:tab/>
-      <w:t>2026-01-12</w:t>
+      <w:t>2026-01-13</w:t>
       <w:br/>
       <w:br/>
     </w:r>

--- a/tillsyn/A 12277-2021 tillsynsbegäran.docx
+++ b/tillsyn/A 12277-2021 tillsynsbegäran.docx
@@ -891,7 +891,7 @@
     <w:r>
       <w:tab/>
       <w:tab/>
-      <w:t>2026-01-13</w:t>
+      <w:t>2026-01-14</w:t>
       <w:br/>
       <w:br/>
     </w:r>

--- a/tillsyn/A 12277-2021 tillsynsbegäran.docx
+++ b/tillsyn/A 12277-2021 tillsynsbegäran.docx
@@ -891,7 +891,7 @@
     <w:r>
       <w:tab/>
       <w:tab/>
-      <w:t>2026-01-14</w:t>
+      <w:t>2026-01-15</w:t>
       <w:br/>
       <w:br/>
     </w:r>

--- a/tillsyn/A 12277-2021 tillsynsbegäran.docx
+++ b/tillsyn/A 12277-2021 tillsynsbegäran.docx
@@ -891,7 +891,7 @@
     <w:r>
       <w:tab/>
       <w:tab/>
-      <w:t>2026-01-15</w:t>
+      <w:t>2026-01-16</w:t>
       <w:br/>
       <w:br/>
     </w:r>

--- a/tillsyn/A 12277-2021 tillsynsbegäran.docx
+++ b/tillsyn/A 12277-2021 tillsynsbegäran.docx
@@ -891,7 +891,7 @@
     <w:r>
       <w:tab/>
       <w:tab/>
-      <w:t>2026-01-16</w:t>
+      <w:t>2026-01-17</w:t>
       <w:br/>
       <w:br/>
     </w:r>

--- a/tillsyn/A 12277-2021 tillsynsbegäran.docx
+++ b/tillsyn/A 12277-2021 tillsynsbegäran.docx
@@ -891,7 +891,7 @@
     <w:r>
       <w:tab/>
       <w:tab/>
-      <w:t>2026-01-17</w:t>
+      <w:t>2026-01-18</w:t>
       <w:br/>
       <w:br/>
     </w:r>

--- a/tillsyn/A 12277-2021 tillsynsbegäran.docx
+++ b/tillsyn/A 12277-2021 tillsynsbegäran.docx
@@ -891,7 +891,7 @@
     <w:r>
       <w:tab/>
       <w:tab/>
-      <w:t>2026-01-18</w:t>
+      <w:t>2026-01-19</w:t>
       <w:br/>
       <w:br/>
     </w:r>

--- a/tillsyn/A 12277-2021 tillsynsbegäran.docx
+++ b/tillsyn/A 12277-2021 tillsynsbegäran.docx
@@ -891,7 +891,7 @@
     <w:r>
       <w:tab/>
       <w:tab/>
-      <w:t>2026-01-19</w:t>
+      <w:t>2026-01-20</w:t>
       <w:br/>
       <w:br/>
     </w:r>

--- a/tillsyn/A 12277-2021 tillsynsbegäran.docx
+++ b/tillsyn/A 12277-2021 tillsynsbegäran.docx
@@ -891,7 +891,7 @@
     <w:r>
       <w:tab/>
       <w:tab/>
-      <w:t>2026-01-20</w:t>
+      <w:t>2026-01-21</w:t>
       <w:br/>
       <w:br/>
     </w:r>

--- a/tillsyn/A 12277-2021 tillsynsbegäran.docx
+++ b/tillsyn/A 12277-2021 tillsynsbegäran.docx
@@ -891,7 +891,7 @@
     <w:r>
       <w:tab/>
       <w:tab/>
-      <w:t>2026-01-21</w:t>
+      <w:t>2026-01-23</w:t>
       <w:br/>
       <w:br/>
     </w:r>

--- a/tillsyn/A 12277-2021 tillsynsbegäran.docx
+++ b/tillsyn/A 12277-2021 tillsynsbegäran.docx
@@ -891,7 +891,7 @@
     <w:r>
       <w:tab/>
       <w:tab/>
-      <w:t>2026-01-23</w:t>
+      <w:t>2026-01-24</w:t>
       <w:br/>
       <w:br/>
     </w:r>

--- a/tillsyn/A 12277-2021 tillsynsbegäran.docx
+++ b/tillsyn/A 12277-2021 tillsynsbegäran.docx
@@ -891,7 +891,7 @@
     <w:r>
       <w:tab/>
       <w:tab/>
-      <w:t>2026-01-24</w:t>
+      <w:t>2026-01-25</w:t>
       <w:br/>
       <w:br/>
     </w:r>

--- a/tillsyn/A 12277-2021 tillsynsbegäran.docx
+++ b/tillsyn/A 12277-2021 tillsynsbegäran.docx
@@ -891,7 +891,7 @@
     <w:r>
       <w:tab/>
       <w:tab/>
-      <w:t>2026-01-25</w:t>
+      <w:t>2026-01-26</w:t>
       <w:br/>
       <w:br/>
     </w:r>

--- a/tillsyn/A 12277-2021 tillsynsbegäran.docx
+++ b/tillsyn/A 12277-2021 tillsynsbegäran.docx
@@ -891,7 +891,7 @@
     <w:r>
       <w:tab/>
       <w:tab/>
-      <w:t>2026-01-26</w:t>
+      <w:t>2026-01-27</w:t>
       <w:br/>
       <w:br/>
     </w:r>

--- a/tillsyn/A 12277-2021 tillsynsbegäran.docx
+++ b/tillsyn/A 12277-2021 tillsynsbegäran.docx
@@ -891,7 +891,7 @@
     <w:r>
       <w:tab/>
       <w:tab/>
-      <w:t>2026-01-27</w:t>
+      <w:t>2026-01-28</w:t>
       <w:br/>
       <w:br/>
     </w:r>

--- a/tillsyn/A 12277-2021 tillsynsbegäran.docx
+++ b/tillsyn/A 12277-2021 tillsynsbegäran.docx
@@ -1100,7 +1100,7 @@
     <w:r>
       <w:tab/>
       <w:tab/>
-      <w:t>2026-03-01</w:t>
+      <w:t>2026-03-02</w:t>
       <w:br/>
       <w:br/>
     </w:r>

--- a/tillsyn/A 12277-2021 tillsynsbegäran.docx
+++ b/tillsyn/A 12277-2021 tillsynsbegäran.docx
@@ -144,7 +144,7 @@
         <w:rPr>
           <w:i/>
         </w:rPr>
-        <w:t xml:space="preserve"> 9070 Trädklädd betesmark </w:t>
+        <w:t xml:space="preserve"> 9070 Trädklädd betesmark</w:t>
       </w:r>
       <w:r>
         <w:t xml:space="preserve"> (SLU Artdatabanken, 2024).</w:t>
@@ -1100,7 +1100,7 @@
     <w:r>
       <w:tab/>
       <w:tab/>
-      <w:t>2026-03-02</w:t>
+      <w:t>2026-03-03</w:t>
       <w:br/>
       <w:br/>
     </w:r>

--- a/tillsyn/A 12277-2021 tillsynsbegäran.docx
+++ b/tillsyn/A 12277-2021 tillsynsbegäran.docx
@@ -1100,7 +1100,7 @@
     <w:r>
       <w:tab/>
       <w:tab/>
-      <w:t>2026-03-03</w:t>
+      <w:t>2026-03-04</w:t>
       <w:br/>
       <w:br/>
     </w:r>

--- a/tillsyn/A 12277-2021 tillsynsbegäran.docx
+++ b/tillsyn/A 12277-2021 tillsynsbegäran.docx
@@ -1100,7 +1100,7 @@
     <w:r>
       <w:tab/>
       <w:tab/>
-      <w:t>2026-03-04</w:t>
+      <w:t>2026-03-05</w:t>
       <w:br/>
       <w:br/>
     </w:r>

--- a/tillsyn/A 12277-2021 tillsynsbegäran.docx
+++ b/tillsyn/A 12277-2021 tillsynsbegäran.docx
@@ -1100,7 +1100,7 @@
     <w:r>
       <w:tab/>
       <w:tab/>
-      <w:t>2026-03-05</w:t>
+      <w:t>2026-03-06</w:t>
       <w:br/>
       <w:br/>
     </w:r>

--- a/tillsyn/A 12277-2021 tillsynsbegäran.docx
+++ b/tillsyn/A 12277-2021 tillsynsbegäran.docx
@@ -1100,7 +1100,7 @@
     <w:r>
       <w:tab/>
       <w:tab/>
-      <w:t>2026-03-06</w:t>
+      <w:t>2026-03-07</w:t>
       <w:br/>
       <w:br/>
     </w:r>

--- a/tillsyn/A 12277-2021 tillsynsbegäran.docx
+++ b/tillsyn/A 12277-2021 tillsynsbegäran.docx
@@ -1100,7 +1100,7 @@
     <w:r>
       <w:tab/>
       <w:tab/>
-      <w:t>2026-03-07</w:t>
+      <w:t>2026-03-08</w:t>
       <w:br/>
       <w:br/>
     </w:r>

--- a/tillsyn/A 12277-2021 tillsynsbegäran.docx
+++ b/tillsyn/A 12277-2021 tillsynsbegäran.docx
@@ -1100,7 +1100,7 @@
     <w:r>
       <w:tab/>
       <w:tab/>
-      <w:t>2026-03-08</w:t>
+      <w:t>2026-03-09</w:t>
       <w:br/>
       <w:br/>
     </w:r>

--- a/tillsyn/A 12277-2021 tillsynsbegäran.docx
+++ b/tillsyn/A 12277-2021 tillsynsbegäran.docx
@@ -1100,7 +1100,7 @@
     <w:r>
       <w:tab/>
       <w:tab/>
-      <w:t>2026-03-09</w:t>
+      <w:t>2026-03-10</w:t>
       <w:br/>
       <w:br/>
     </w:r>

--- a/tillsyn/A 12277-2021 tillsynsbegäran.docx
+++ b/tillsyn/A 12277-2021 tillsynsbegäran.docx
@@ -521,7 +521,7 @@
         <w:t>9010 Taiga</w:t>
       </w:r>
       <w:r>
-        <w:t xml:space="preserve"> och prioriterad art i Skogsvårdslagen, är en mycket stationär fågel, som häckar i äldre, slutna och hänglavsrika barrskogar. Reviren är livslånga med hemområden som varierar mellan 50 och 150 ha. Inom ett revir av hög kvalitet finns det som regel ett eller flera kärnområden (1–20 ha) med relativt tät flerskiktad granskog. Arten missgynnas när flerskiktad skog omförs till enskiktade bestånd och även röjning och hård gallring är starkt negativt. Lavskrikan har relativt stora hemområden och försvinner när den äldre skogen fragmenteras, särskilt allvarligt är när kärnområdena avverkas. (Skogsstyrelsen 2016). Populationen har minskat med 20–40 % de senaste 30 åren. Arten försvinner successivt framför allt vid dess utbredningsgränser (SLU Artdatabanken, 2021).</w:t>
+        <w:t xml:space="preserve"> och prioriterad art i Skogsvårdslagen, är en mycket stationär fågel, som häckar i äldre, slutna och hänglavsrika barrskogar. Reviren är livslånga med hemområden som varierar mellan 50 och 150 ha. Inom ett revir av hög kvalitet finns det som regel ett eller flera kärnområden (1–20 ha) med relativt tät flerskiktad granskog. Arten missgynnas när flerskiktad skog omförs till enskiktade bestånd och även röjning och hård gallring är starkt negativt. Lavskrikan har relativt stora hemområden och försvinner när den äldre skogen fragmenteras, särskilt allvarligt är när kärnområdena avverkas. Arten försvinner successivt framför allt vid dess utbredningsgränser och populationen har minskat med 20–40 % de senaste 30 åren (SLU Artdatabanken, 2021; Skogsstyrelsen 2016).</w:t>
       </w:r>
     </w:p>
     <w:p>
@@ -829,7 +829,7 @@
     </w:p>
     <w:p>
       <w:r>
-        <w:t xml:space="preserve">SLU Artdatabanken, 2021. </w:t>
+        <w:t xml:space="preserve">SLU Artdatabanken, 2022. </w:t>
       </w:r>
       <w:r>
         <w:rPr>
@@ -1100,7 +1100,7 @@
     <w:r>
       <w:tab/>
       <w:tab/>
-      <w:t>2026-03-10</w:t>
+      <w:t>2026-03-11</w:t>
       <w:br/>
       <w:br/>
     </w:r>
